--- a/public/doc/emr/print_rajal_anak_dokter.docx
+++ b/public/doc/emr/print_rajal_anak_dokter.docx
@@ -509,7 +509,17 @@
                 <w:sz w:val="26"/>
                 <w:szCs w:val="26"/>
               </w:rPr>
-              <w:t>RM 3 e 1</w:t>
+              <w:t xml:space="preserve">RM </w:t>
+            </w:r>
+            <w:r>
+              <w:rPr>
+                <w:b/>
+                <w:bCs/>
+                <w:noProof/>
+                <w:sz w:val="26"/>
+                <w:szCs w:val="26"/>
+              </w:rPr>
+              <w:t>03 e 4</w:t>
             </w:r>
           </w:p>
         </w:tc>
@@ -2501,7 +2511,6 @@
         <w:lang w:val="en-ID"/>
       </w:rPr>
     </w:pPr>
-    <w:proofErr w:type="spellStart"/>
     <w:r>
       <w:rPr>
         <w:i/>
@@ -2509,76 +2518,7 @@
         <w:sz w:val="16"/>
         <w:szCs w:val="20"/>
       </w:rPr>
-      <w:t>Formulir</w:t>
-    </w:r>
-    <w:proofErr w:type="spellEnd"/>
-    <w:r>
-      <w:rPr>
-        <w:i/>
-        <w:iCs/>
-        <w:sz w:val="16"/>
-        <w:szCs w:val="20"/>
-      </w:rPr>
-      <w:t xml:space="preserve"> </w:t>
-    </w:r>
-    <w:proofErr w:type="spellStart"/>
-    <w:r>
-      <w:rPr>
-        <w:i/>
-        <w:iCs/>
-        <w:sz w:val="16"/>
-        <w:szCs w:val="20"/>
-      </w:rPr>
-      <w:t>ini</w:t>
-    </w:r>
-    <w:proofErr w:type="spellEnd"/>
-    <w:r>
-      <w:rPr>
-        <w:i/>
-        <w:iCs/>
-        <w:sz w:val="16"/>
-        <w:szCs w:val="20"/>
-      </w:rPr>
-      <w:t xml:space="preserve"> </w:t>
-    </w:r>
-    <w:proofErr w:type="spellStart"/>
-    <w:r>
-      <w:rPr>
-        <w:i/>
-        <w:iCs/>
-        <w:sz w:val="16"/>
-        <w:szCs w:val="20"/>
-      </w:rPr>
-      <w:t>dicetak</w:t>
-    </w:r>
-    <w:proofErr w:type="spellEnd"/>
-    <w:r>
-      <w:rPr>
-        <w:i/>
-        <w:iCs/>
-        <w:sz w:val="16"/>
-        <w:szCs w:val="20"/>
-      </w:rPr>
-      <w:t xml:space="preserve"> pada ${</w:t>
-    </w:r>
-    <w:r>
-      <w:rPr>
-        <w:i/>
-        <w:iCs/>
-        <w:sz w:val="16"/>
-        <w:szCs w:val="20"/>
-        <w:lang w:val="en-ID"/>
-      </w:rPr>
-      <w:t>TANGGAL_CETAK</w:t>
-    </w:r>
-    <w:r>
-      <w:rPr>
-        <w:i/>
-        <w:iCs/>
-        <w:sz w:val="16"/>
-        <w:szCs w:val="20"/>
-      </w:rPr>
-      <w:t>}</w:t>
+      <w:t>Rev. II/2026</w:t>
     </w:r>
   </w:p>
 </w:ftr>

--- a/public/doc/emr/print_rajal_anak_dokter.docx
+++ b/public/doc/emr/print_rajal_anak_dokter.docx
@@ -138,23 +138,7 @@
                 <w:b/>
                 <w:szCs w:val="16"/>
               </w:rPr>
-              <w:t xml:space="preserve">Jl. Mayor Sunaryo No.37, Jetis, </w:t>
-            </w:r>
-            <w:proofErr w:type="spellStart"/>
-            <w:r>
-              <w:rPr>
-                <w:b/>
-                <w:szCs w:val="16"/>
-              </w:rPr>
-              <w:t>Sukoharjo</w:t>
-            </w:r>
-            <w:proofErr w:type="spellEnd"/>
-            <w:r>
-              <w:rPr>
-                <w:b/>
-                <w:szCs w:val="16"/>
-              </w:rPr>
-              <w:t xml:space="preserve"> 57512 Telp (0271) 593979</w:t>
+              <w:t>Jl. Mayor Sunaryo No.37, Jetis, Sukoharjo 57512 Telp (0271) 593979</w:t>
             </w:r>
             <w:r>
               <w:rPr>
@@ -163,21 +147,12 @@
               </w:rPr>
               <w:br/>
             </w:r>
-            <w:proofErr w:type="gramStart"/>
             <w:r>
               <w:rPr>
                 <w:b/>
                 <w:szCs w:val="16"/>
               </w:rPr>
-              <w:t>E-Mail :</w:t>
-            </w:r>
-            <w:proofErr w:type="gramEnd"/>
-            <w:r>
-              <w:rPr>
-                <w:b/>
-                <w:szCs w:val="16"/>
-              </w:rPr>
-              <w:t xml:space="preserve"> </w:t>
+              <w:t xml:space="preserve">E-Mail : </w:t>
             </w:r>
             <w:hyperlink r:id="rId9" w:history="1">
               <w:r>
@@ -196,23 +171,7 @@
                 <w:b/>
                 <w:szCs w:val="16"/>
               </w:rPr>
-              <w:t xml:space="preserve"> </w:t>
-            </w:r>
-            <w:proofErr w:type="gramStart"/>
-            <w:r>
-              <w:rPr>
-                <w:b/>
-                <w:szCs w:val="16"/>
-              </w:rPr>
-              <w:t>Website :</w:t>
-            </w:r>
-            <w:proofErr w:type="gramEnd"/>
-            <w:r>
-              <w:rPr>
-                <w:b/>
-                <w:szCs w:val="16"/>
-              </w:rPr>
-              <w:t xml:space="preserve"> </w:t>
+              <w:t xml:space="preserve"> Website : </w:t>
             </w:r>
             <w:hyperlink r:id="rId10" w:history="1">
               <w:r>
@@ -546,7 +505,23 @@
                 <w:color w:val="FFFFFF" w:themeColor="background1"/>
                 <w:sz w:val="26"/>
               </w:rPr>
-              <w:t xml:space="preserve">PENGKAJIAN RAWAT </w:t>
+              <w:t>PENGKAJIAN</w:t>
+            </w:r>
+            <w:r>
+              <w:rPr>
+                <w:b/>
+                <w:color w:val="FFFFFF" w:themeColor="background1"/>
+                <w:sz w:val="26"/>
+              </w:rPr>
+              <w:t xml:space="preserve"> AWAL</w:t>
+            </w:r>
+            <w:r>
+              <w:rPr>
+                <w:b/>
+                <w:color w:val="FFFFFF" w:themeColor="background1"/>
+                <w:sz w:val="26"/>
+              </w:rPr>
+              <w:t xml:space="preserve"> RAWAT </w:t>
             </w:r>
             <w:r>
               <w:rPr>
@@ -607,21 +582,14 @@
                 <w:lang w:val="en-ID"/>
               </w:rPr>
             </w:pPr>
-            <w:proofErr w:type="spellStart"/>
-            <w:proofErr w:type="gramStart"/>
             <w:r>
               <w:t>Tanggal</w:t>
             </w:r>
-            <w:proofErr w:type="spellEnd"/>
             <w:r>
               <w:t xml:space="preserve"> </w:t>
             </w:r>
             <w:r>
-              <w:t>:</w:t>
-            </w:r>
-            <w:proofErr w:type="gramEnd"/>
-            <w:r>
-              <w:t xml:space="preserve"> </w:t>
+              <w:t xml:space="preserve">: </w:t>
             </w:r>
             <w:r>
               <w:rPr>
@@ -663,7 +631,6 @@
                 <w:lang w:val="en-ID"/>
               </w:rPr>
             </w:pPr>
-            <w:proofErr w:type="gramStart"/>
             <w:r>
               <w:t>Jam</w:t>
             </w:r>
@@ -671,11 +638,7 @@
               <w:t xml:space="preserve"> </w:t>
             </w:r>
             <w:r>
-              <w:t>:</w:t>
-            </w:r>
-            <w:proofErr w:type="gramEnd"/>
-            <w:r>
-              <w:t xml:space="preserve"> </w:t>
+              <w:t xml:space="preserve">: </w:t>
             </w:r>
             <w:r>
               <w:rPr>
@@ -806,13 +769,8 @@
             <w:tcW w:w="2426" w:type="dxa"/>
           </w:tcPr>
           <w:p>
-            <w:proofErr w:type="spellStart"/>
-            <w:r>
-              <w:t>Keluhan</w:t>
-            </w:r>
-            <w:proofErr w:type="spellEnd"/>
-            <w:r>
-              <w:t xml:space="preserve"> Utama</w:t>
+            <w:r>
+              <w:t>Keluhan Utama</w:t>
             </w:r>
           </w:p>
         </w:tc>
@@ -857,21 +815,8 @@
           </w:tcPr>
           <w:p>
             <w:r>
-              <w:t xml:space="preserve">Riwayat </w:t>
-            </w:r>
-            <w:proofErr w:type="spellStart"/>
-            <w:r>
-              <w:t>Penyakit</w:t>
-            </w:r>
-            <w:proofErr w:type="spellEnd"/>
-            <w:r>
-              <w:t xml:space="preserve"> </w:t>
-            </w:r>
-            <w:proofErr w:type="spellStart"/>
-            <w:r>
-              <w:t>Sekarang</w:t>
-            </w:r>
-            <w:proofErr w:type="spellEnd"/>
+              <w:t>Riwayat Penyakit Sekarang</w:t>
+            </w:r>
           </w:p>
         </w:tc>
         <w:tc>
@@ -915,21 +860,8 @@
           </w:tcPr>
           <w:p>
             <w:r>
-              <w:t xml:space="preserve">Riwayat </w:t>
-            </w:r>
-            <w:proofErr w:type="spellStart"/>
-            <w:r>
-              <w:t>Penyakit</w:t>
-            </w:r>
-            <w:proofErr w:type="spellEnd"/>
-            <w:r>
-              <w:t xml:space="preserve"> </w:t>
-            </w:r>
-            <w:proofErr w:type="spellStart"/>
-            <w:r>
-              <w:t>Dahulu</w:t>
-            </w:r>
-            <w:proofErr w:type="spellEnd"/>
+              <w:t>Riwayat Penyakit Dahulu</w:t>
+            </w:r>
           </w:p>
         </w:tc>
         <w:tc>
@@ -973,21 +905,8 @@
           </w:tcPr>
           <w:p>
             <w:r>
-              <w:t xml:space="preserve">Riwayat </w:t>
-            </w:r>
-            <w:proofErr w:type="spellStart"/>
-            <w:r>
-              <w:t>Penyakit</w:t>
-            </w:r>
-            <w:proofErr w:type="spellEnd"/>
-            <w:r>
-              <w:t xml:space="preserve"> </w:t>
-            </w:r>
-            <w:proofErr w:type="spellStart"/>
-            <w:r>
-              <w:t>Keluarga</w:t>
-            </w:r>
-            <w:proofErr w:type="spellEnd"/>
+              <w:t>Riwayat Penyakit Keluarga</w:t>
+            </w:r>
           </w:p>
         </w:tc>
         <w:tc>
@@ -1031,15 +950,7 @@
           </w:tcPr>
           <w:p>
             <w:r>
-              <w:t xml:space="preserve">Riwayat </w:t>
-            </w:r>
-            <w:proofErr w:type="spellStart"/>
-            <w:r>
-              <w:t>Tumbuh</w:t>
-            </w:r>
-            <w:proofErr w:type="spellEnd"/>
-            <w:r>
-              <w:t xml:space="preserve"> Kembang</w:t>
+              <w:t>Riwayat Tumbuh Kembang</w:t>
             </w:r>
           </w:p>
         </w:tc>
@@ -1089,13 +1000,8 @@
           </w:tcPr>
           <w:p>
             <w:r>
-              <w:t xml:space="preserve">Riwayat </w:t>
-            </w:r>
-            <w:proofErr w:type="spellStart"/>
-            <w:r>
-              <w:t>Kelahiran</w:t>
-            </w:r>
-            <w:proofErr w:type="spellEnd"/>
+              <w:t>Riwayat Kelahiran</w:t>
+            </w:r>
           </w:p>
         </w:tc>
         <w:tc>
@@ -1143,19 +1049,9 @@
             <w:tcW w:w="2426" w:type="dxa"/>
           </w:tcPr>
           <w:p>
-            <w:proofErr w:type="spellStart"/>
-            <w:r>
-              <w:t>Usia</w:t>
-            </w:r>
-            <w:proofErr w:type="spellEnd"/>
-            <w:r>
-              <w:t xml:space="preserve"> </w:t>
-            </w:r>
-            <w:proofErr w:type="spellStart"/>
-            <w:r>
-              <w:t>Kehamilan</w:t>
-            </w:r>
-            <w:proofErr w:type="spellEnd"/>
+            <w:r>
+              <w:t>Usia Kehamilan</w:t>
+            </w:r>
           </w:p>
         </w:tc>
         <w:tc>
@@ -1203,11 +1099,9 @@
             <w:tcW w:w="2426" w:type="dxa"/>
           </w:tcPr>
           <w:p>
-            <w:proofErr w:type="spellStart"/>
             <w:r>
               <w:t>Persalinan</w:t>
             </w:r>
-            <w:proofErr w:type="spellEnd"/>
           </w:p>
         </w:tc>
         <w:tc>
@@ -1330,13 +1224,8 @@
             <w:tcW w:w="2802" w:type="dxa"/>
           </w:tcPr>
           <w:p>
-            <w:proofErr w:type="spellStart"/>
-            <w:r>
-              <w:t>Keadaan</w:t>
-            </w:r>
-            <w:proofErr w:type="spellEnd"/>
-            <w:r>
-              <w:t xml:space="preserve"> Umum</w:t>
+            <w:r>
+              <w:t>Keadaan Umum</w:t>
             </w:r>
           </w:p>
         </w:tc>
@@ -1371,13 +1260,8 @@
             <w:tcW w:w="2802" w:type="dxa"/>
           </w:tcPr>
           <w:p>
-            <w:proofErr w:type="spellStart"/>
-            <w:r>
-              <w:t>Tekanan</w:t>
-            </w:r>
-            <w:proofErr w:type="spellEnd"/>
-            <w:r>
-              <w:t xml:space="preserve"> Darah</w:t>
+            <w:r>
+              <w:t>Tekanan Darah</w:t>
             </w:r>
           </w:p>
         </w:tc>
@@ -1417,13 +1301,8 @@
             <w:pPr>
               <w:ind w:right="-105"/>
             </w:pPr>
-            <w:proofErr w:type="spellStart"/>
-            <w:r>
-              <w:t>Saturasi</w:t>
-            </w:r>
-            <w:proofErr w:type="spellEnd"/>
-            <w:r>
-              <w:t xml:space="preserve"> O</w:t>
+            <w:r>
+              <w:t>Saturasi O</w:t>
             </w:r>
             <w:r>
               <w:rPr>
@@ -1464,13 +1343,8 @@
             <w:tcW w:w="2802" w:type="dxa"/>
           </w:tcPr>
           <w:p>
-            <w:proofErr w:type="spellStart"/>
-            <w:r>
-              <w:t>Frekuensi</w:t>
-            </w:r>
-            <w:proofErr w:type="spellEnd"/>
-            <w:r>
-              <w:t xml:space="preserve"> Nadi</w:t>
+            <w:r>
+              <w:t>Frekuensi Nadi</w:t>
             </w:r>
           </w:p>
         </w:tc>
@@ -1545,13 +1419,8 @@
             <w:tcW w:w="2802" w:type="dxa"/>
           </w:tcPr>
           <w:p>
-            <w:proofErr w:type="spellStart"/>
-            <w:r>
-              <w:t>Frekuensi</w:t>
-            </w:r>
-            <w:proofErr w:type="spellEnd"/>
-            <w:r>
-              <w:t xml:space="preserve"> Nafas</w:t>
+            <w:r>
+              <w:t>Frekuensi Nafas</w:t>
             </w:r>
           </w:p>
         </w:tc>
@@ -1626,11 +1495,9 @@
             <w:tcW w:w="2802" w:type="dxa"/>
           </w:tcPr>
           <w:p>
-            <w:proofErr w:type="spellStart"/>
             <w:r>
               <w:t>Suhu</w:t>
             </w:r>
-            <w:proofErr w:type="spellEnd"/>
           </w:p>
         </w:tc>
         <w:tc>
@@ -1796,13 +1663,8 @@
           </w:tcPr>
           <w:p>
             <w:r>
-              <w:t xml:space="preserve">Hasil </w:t>
-            </w:r>
-            <w:proofErr w:type="spellStart"/>
-            <w:r>
-              <w:t>Laboratorium</w:t>
-            </w:r>
-            <w:proofErr w:type="spellEnd"/>
+              <w:t>Hasil Laboratorium</w:t>
+            </w:r>
           </w:p>
         </w:tc>
         <w:tc>
@@ -1841,13 +1703,8 @@
           </w:tcPr>
           <w:p>
             <w:r>
-              <w:t xml:space="preserve">Hasil </w:t>
-            </w:r>
-            <w:proofErr w:type="spellStart"/>
-            <w:r>
-              <w:t>Radiologi</w:t>
-            </w:r>
-            <w:proofErr w:type="spellEnd"/>
+              <w:t>Hasil Radiologi</w:t>
+            </w:r>
           </w:p>
         </w:tc>
         <w:tc>
@@ -2320,33 +2177,8 @@
                 <w:b/>
                 <w:bCs/>
               </w:rPr>
-              <w:t xml:space="preserve">Yang </w:t>
-            </w:r>
-            <w:proofErr w:type="spellStart"/>
-            <w:r>
-              <w:rPr>
-                <w:b/>
-                <w:bCs/>
-              </w:rPr>
-              <w:t>Melakukan</w:t>
-            </w:r>
-            <w:proofErr w:type="spellEnd"/>
-            <w:r>
-              <w:rPr>
-                <w:b/>
-                <w:bCs/>
-              </w:rPr>
-              <w:t xml:space="preserve"> </w:t>
-            </w:r>
-            <w:proofErr w:type="spellStart"/>
-            <w:r>
-              <w:rPr>
-                <w:b/>
-                <w:bCs/>
-              </w:rPr>
-              <w:t>Pengkajian</w:t>
-            </w:r>
-            <w:proofErr w:type="spellEnd"/>
+              <w:t>Yang Melakukan Pengkajian</w:t>
+            </w:r>
           </w:p>
           <w:p>
             <w:pPr>
@@ -2393,7 +2225,6 @@
             <w:pPr>
               <w:jc w:val="center"/>
             </w:pPr>
-            <w:proofErr w:type="gramStart"/>
             <w:r>
               <w:t xml:space="preserve">( </w:t>
             </w:r>
@@ -2401,14 +2232,7 @@
               <w:rPr>
                 <w:u w:val="single"/>
               </w:rPr>
-              <w:t>$</w:t>
-            </w:r>
-            <w:proofErr w:type="gramEnd"/>
-            <w:r>
-              <w:rPr>
-                <w:u w:val="single"/>
-              </w:rPr>
-              <w:t>{</w:t>
+              <w:t>${</w:t>
             </w:r>
             <w:r>
               <w:rPr>
@@ -2417,7 +2241,6 @@
               </w:rPr>
               <w:t>FINALISASI_OLEH</w:t>
             </w:r>
-            <w:proofErr w:type="gramStart"/>
             <w:r>
               <w:rPr>
                 <w:u w:val="single"/>
@@ -2427,7 +2250,6 @@
             <w:r>
               <w:t xml:space="preserve"> )</w:t>
             </w:r>
-            <w:proofErr w:type="gramEnd"/>
           </w:p>
           <w:p>
             <w:pPr>
@@ -2442,18 +2264,8 @@
                 <w:szCs w:val="18"/>
                 <w:lang w:val="en-ID"/>
               </w:rPr>
-              <w:t xml:space="preserve">Tanda Tangan dan Nama </w:t>
-            </w:r>
-            <w:proofErr w:type="spellStart"/>
-            <w:r>
-              <w:rPr>
-                <w:sz w:val="14"/>
-                <w:szCs w:val="18"/>
-                <w:lang w:val="en-ID"/>
-              </w:rPr>
-              <w:t>Lengkap</w:t>
-            </w:r>
-            <w:proofErr w:type="spellEnd"/>
+              <w:t>Tanda Tangan dan Nama Lengkap</w:t>
+            </w:r>
           </w:p>
         </w:tc>
       </w:tr>
